--- a/07. Algoritmos y Estructuras de Datos/Trabajo Práctico N° 2 (R).docx
+++ b/07. Algoritmos y Estructuras de Datos/Trabajo Práctico N° 2 (R).docx
@@ -253,14 +253,16 @@
           <w:i/>
           <w:iCs/>
           <w:sz w:val="24"/>
-        </w:rPr>
-      </w:pPr>
-      <w:r>
-        <w:rPr>
-          <w:rFonts w:ascii="Times New Roman" w:eastAsiaTheme="minorEastAsia" w:hAnsi="Times New Roman" w:cs="Times New Roman"/>
-          <w:i/>
-          <w:iCs/>
-          <w:sz w:val="24"/>
+          <w:lang w:val="en-US"/>
+        </w:rPr>
+      </w:pPr>
+      <w:r>
+        <w:rPr>
+          <w:rFonts w:ascii="Times New Roman" w:eastAsiaTheme="minorEastAsia" w:hAnsi="Times New Roman" w:cs="Times New Roman"/>
+          <w:i/>
+          <w:iCs/>
+          <w:sz w:val="24"/>
+          <w:lang w:val="en-US"/>
         </w:rPr>
         <w:t>Los métodos getLeftChild():BinaryTree&lt;T&gt; y getRightChild():BinaryTree&lt;T&gt; retornan</w:t>
       </w:r>
@@ -301,14 +303,16 @@
           <w:i/>
           <w:iCs/>
           <w:sz w:val="24"/>
-        </w:rPr>
-      </w:pPr>
-      <w:r>
-        <w:rPr>
-          <w:rFonts w:ascii="Times New Roman" w:eastAsiaTheme="minorEastAsia" w:hAnsi="Times New Roman" w:cs="Times New Roman"/>
-          <w:i/>
-          <w:iCs/>
-          <w:sz w:val="24"/>
+          <w:lang w:val="en-US"/>
+        </w:rPr>
+      </w:pPr>
+      <w:r>
+        <w:rPr>
+          <w:rFonts w:ascii="Times New Roman" w:eastAsiaTheme="minorEastAsia" w:hAnsi="Times New Roman" w:cs="Times New Roman"/>
+          <w:i/>
+          <w:iCs/>
+          <w:sz w:val="24"/>
+          <w:lang w:val="en-US"/>
         </w:rPr>
         <w:t>El método addLeftChild(BinaryTree&lt;T&gt; child) y addRightChild(BinaryTree&lt;T&gt; child)</w:t>
       </w:r>
@@ -579,7 +583,34 @@
           <w:iCs/>
           <w:sz w:val="24"/>
         </w:rPr>
-        <w:t xml:space="preserve"> a la clase BinaryTree los siguientes métodos:</w:t>
+        <w:t>,</w:t>
+      </w:r>
+      <w:r>
+        <w:rPr>
+          <w:rFonts w:ascii="Times New Roman" w:eastAsiaTheme="minorEastAsia" w:hAnsi="Times New Roman" w:cs="Times New Roman"/>
+          <w:i/>
+          <w:iCs/>
+          <w:sz w:val="24"/>
+        </w:rPr>
+        <w:t xml:space="preserve"> a la clase BinaryTree</w:t>
+      </w:r>
+      <w:r>
+        <w:rPr>
+          <w:rFonts w:ascii="Times New Roman" w:eastAsiaTheme="minorEastAsia" w:hAnsi="Times New Roman" w:cs="Times New Roman"/>
+          <w:i/>
+          <w:iCs/>
+          <w:sz w:val="24"/>
+        </w:rPr>
+        <w:t>,</w:t>
+      </w:r>
+      <w:r>
+        <w:rPr>
+          <w:rFonts w:ascii="Times New Roman" w:eastAsiaTheme="minorEastAsia" w:hAnsi="Times New Roman" w:cs="Times New Roman"/>
+          <w:i/>
+          <w:iCs/>
+          <w:sz w:val="24"/>
+        </w:rPr>
+        <w:t xml:space="preserve"> los siguientes métodos:</w:t>
       </w:r>
     </w:p>
     <w:p>
@@ -2224,160 +2255,64 @@
           <w:iCs/>
           <w:sz w:val="24"/>
         </w:rPr>
-        <w:t>Escribir una clase ParcialArboles que contenga UNA ÚNICA variable de instancia de tipo</w:t>
-      </w:r>
-      <w:r>
-        <w:rPr>
-          <w:rFonts w:ascii="Times New Roman" w:eastAsiaTheme="minorEastAsia" w:hAnsi="Times New Roman" w:cs="Times New Roman"/>
-          <w:i/>
-          <w:iCs/>
-          <w:sz w:val="24"/>
-        </w:rPr>
-        <w:t xml:space="preserve"> </w:t>
-      </w:r>
-      <w:r>
-        <w:rPr>
-          <w:rFonts w:ascii="Times New Roman" w:eastAsiaTheme="minorEastAsia" w:hAnsi="Times New Roman" w:cs="Times New Roman"/>
-          <w:i/>
-          <w:iCs/>
-          <w:sz w:val="24"/>
-        </w:rPr>
-        <w:t>BinaryTree de valores enteros NO repetidos y el método público con la siguiente firma:</w:t>
-      </w:r>
-    </w:p>
-    <w:p>
-      <w:pPr>
-        <w:rPr>
-          <w:rFonts w:ascii="Times New Roman" w:eastAsiaTheme="minorEastAsia" w:hAnsi="Times New Roman" w:cs="Times New Roman"/>
-          <w:sz w:val="24"/>
-        </w:rPr>
-      </w:pPr>
-    </w:p>
-    <w:p>
-      <w:pPr>
-        <w:rPr>
-          <w:rFonts w:ascii="Times New Roman" w:eastAsiaTheme="minorEastAsia" w:hAnsi="Times New Roman" w:cs="Times New Roman"/>
-          <w:i/>
-          <w:iCs/>
-          <w:sz w:val="24"/>
-        </w:rPr>
-      </w:pPr>
-      <w:r>
-        <w:rPr>
-          <w:rFonts w:ascii="Times New Roman" w:eastAsiaTheme="minorEastAsia" w:hAnsi="Times New Roman" w:cs="Times New Roman"/>
-          <w:i/>
-          <w:iCs/>
-          <w:sz w:val="24"/>
-        </w:rPr>
-        <w:t>public boolean isLeftTree(int num)</w:t>
-      </w:r>
-      <w:r>
-        <w:rPr>
-          <w:rFonts w:ascii="Times New Roman" w:eastAsiaTheme="minorEastAsia" w:hAnsi="Times New Roman" w:cs="Times New Roman"/>
-          <w:i/>
-          <w:iCs/>
-          <w:sz w:val="24"/>
-        </w:rPr>
-        <w:t>.</w:t>
-      </w:r>
-    </w:p>
-    <w:p>
-      <w:pPr>
-        <w:rPr>
-          <w:rFonts w:ascii="Times New Roman" w:eastAsiaTheme="minorEastAsia" w:hAnsi="Times New Roman" w:cs="Times New Roman"/>
-          <w:sz w:val="24"/>
-        </w:rPr>
-      </w:pPr>
-    </w:p>
-    <w:p>
-      <w:pPr>
-        <w:rPr>
-          <w:rFonts w:ascii="Times New Roman" w:eastAsiaTheme="minorEastAsia" w:hAnsi="Times New Roman" w:cs="Times New Roman"/>
-          <w:i/>
-          <w:iCs/>
-          <w:sz w:val="24"/>
-        </w:rPr>
-      </w:pPr>
-      <w:r>
-        <w:rPr>
-          <w:rFonts w:ascii="Times New Roman" w:eastAsiaTheme="minorEastAsia" w:hAnsi="Times New Roman" w:cs="Times New Roman"/>
-          <w:i/>
-          <w:iCs/>
-          <w:sz w:val="24"/>
-        </w:rPr>
-        <w:t>El método devuelve true si el subárbol cuya raíz es “num” tiene</w:t>
-      </w:r>
-      <w:r>
-        <w:rPr>
-          <w:rFonts w:ascii="Times New Roman" w:eastAsiaTheme="minorEastAsia" w:hAnsi="Times New Roman" w:cs="Times New Roman"/>
-          <w:i/>
-          <w:iCs/>
-          <w:sz w:val="24"/>
-        </w:rPr>
-        <w:t>,</w:t>
-      </w:r>
-      <w:r>
-        <w:rPr>
-          <w:rFonts w:ascii="Times New Roman" w:eastAsiaTheme="minorEastAsia" w:hAnsi="Times New Roman" w:cs="Times New Roman"/>
-          <w:i/>
-          <w:iCs/>
-          <w:sz w:val="24"/>
-        </w:rPr>
-        <w:t xml:space="preserve"> en su subárbol izquierdo</w:t>
-      </w:r>
-      <w:r>
-        <w:rPr>
-          <w:rFonts w:ascii="Times New Roman" w:eastAsiaTheme="minorEastAsia" w:hAnsi="Times New Roman" w:cs="Times New Roman"/>
-          <w:i/>
-          <w:iCs/>
-          <w:sz w:val="24"/>
-        </w:rPr>
-        <w:t>,</w:t>
-      </w:r>
-      <w:r>
-        <w:rPr>
-          <w:rFonts w:ascii="Times New Roman" w:eastAsiaTheme="minorEastAsia" w:hAnsi="Times New Roman" w:cs="Times New Roman"/>
-          <w:i/>
-          <w:iCs/>
-          <w:sz w:val="24"/>
-        </w:rPr>
-        <w:t xml:space="preserve"> una</w:t>
-      </w:r>
-      <w:r>
-        <w:rPr>
-          <w:rFonts w:ascii="Times New Roman" w:eastAsiaTheme="minorEastAsia" w:hAnsi="Times New Roman" w:cs="Times New Roman"/>
-          <w:i/>
-          <w:iCs/>
-          <w:sz w:val="24"/>
-        </w:rPr>
-        <w:t xml:space="preserve"> </w:t>
-      </w:r>
-      <w:r>
-        <w:rPr>
-          <w:rFonts w:ascii="Times New Roman" w:eastAsiaTheme="minorEastAsia" w:hAnsi="Times New Roman" w:cs="Times New Roman"/>
-          <w:i/>
-          <w:iCs/>
-          <w:sz w:val="24"/>
-        </w:rPr>
-        <w:t>cantidad mayor estricta de árboles con un único hijo que en su subárbol derecho. Y false en caso</w:t>
-      </w:r>
-      <w:r>
-        <w:rPr>
-          <w:rFonts w:ascii="Times New Roman" w:eastAsiaTheme="minorEastAsia" w:hAnsi="Times New Roman" w:cs="Times New Roman"/>
-          <w:i/>
-          <w:iCs/>
-          <w:sz w:val="24"/>
-        </w:rPr>
-        <w:t xml:space="preserve"> </w:t>
-      </w:r>
-      <w:r>
-        <w:rPr>
-          <w:rFonts w:ascii="Times New Roman" w:eastAsiaTheme="minorEastAsia" w:hAnsi="Times New Roman" w:cs="Times New Roman"/>
-          <w:i/>
-          <w:iCs/>
-          <w:sz w:val="24"/>
-        </w:rPr>
-        <w:t>contrario. Consideraciones:</w:t>
+        <w:t>Escribir una clase ParcialArboles que contenga UNA ÚNICA variable de instancia de tipo BinaryTree de valores enteros NO repetidos y el método público con la siguiente firma:</w:t>
+      </w:r>
+    </w:p>
+    <w:p>
+      <w:pPr>
+        <w:rPr>
+          <w:rFonts w:ascii="Times New Roman" w:eastAsiaTheme="minorEastAsia" w:hAnsi="Times New Roman" w:cs="Times New Roman"/>
+          <w:sz w:val="24"/>
+        </w:rPr>
+      </w:pPr>
+    </w:p>
+    <w:p>
+      <w:pPr>
+        <w:rPr>
+          <w:rFonts w:ascii="Times New Roman" w:eastAsiaTheme="minorEastAsia" w:hAnsi="Times New Roman" w:cs="Times New Roman"/>
+          <w:i/>
+          <w:iCs/>
+          <w:sz w:val="24"/>
+          <w:lang w:val="en-US"/>
+        </w:rPr>
+      </w:pPr>
+      <w:r>
+        <w:rPr>
+          <w:rFonts w:ascii="Times New Roman" w:eastAsiaTheme="minorEastAsia" w:hAnsi="Times New Roman" w:cs="Times New Roman"/>
+          <w:i/>
+          <w:iCs/>
+          <w:sz w:val="24"/>
+          <w:lang w:val="en-US"/>
+        </w:rPr>
+        <w:t>public boolean isLeftTree(int num).</w:t>
+      </w:r>
+    </w:p>
+    <w:p>
+      <w:pPr>
+        <w:rPr>
+          <w:rFonts w:ascii="Times New Roman" w:eastAsiaTheme="minorEastAsia" w:hAnsi="Times New Roman" w:cs="Times New Roman"/>
+          <w:sz w:val="24"/>
+          <w:lang w:val="en-US"/>
+        </w:rPr>
+      </w:pPr>
+    </w:p>
+    <w:p>
+      <w:pPr>
+        <w:rPr>
+          <w:rFonts w:ascii="Times New Roman" w:eastAsiaTheme="minorEastAsia" w:hAnsi="Times New Roman" w:cs="Times New Roman"/>
+          <w:i/>
+          <w:iCs/>
+          <w:sz w:val="24"/>
+        </w:rPr>
+      </w:pPr>
+      <w:r>
+        <w:rPr>
+          <w:rFonts w:ascii="Times New Roman" w:eastAsiaTheme="minorEastAsia" w:hAnsi="Times New Roman" w:cs="Times New Roman"/>
+          <w:i/>
+          <w:iCs/>
+          <w:sz w:val="24"/>
+        </w:rPr>
+        <w:t>El método devuelve true si el subárbol cuya raíz es “num” tiene, en su subárbol izquierdo, una cantidad mayor estricta de árboles con un único hijo que en su subárbol derecho. Y false en caso contrario. Consideraciones:</w:t>
       </w:r>
     </w:p>
     <w:p>
@@ -2433,79 +2368,7 @@
           <w:iCs/>
           <w:sz w:val="24"/>
         </w:rPr>
-        <w:t>Si el árbol con raíz “num” no cuenta con una de sus ramas, consider</w:t>
-      </w:r>
-      <w:r>
-        <w:rPr>
-          <w:rFonts w:ascii="Times New Roman" w:eastAsiaTheme="minorEastAsia" w:hAnsi="Times New Roman" w:cs="Times New Roman"/>
-          <w:i/>
-          <w:iCs/>
-          <w:sz w:val="24"/>
-        </w:rPr>
-        <w:t>ar</w:t>
-      </w:r>
-      <w:r>
-        <w:rPr>
-          <w:rFonts w:ascii="Times New Roman" w:eastAsiaTheme="minorEastAsia" w:hAnsi="Times New Roman" w:cs="Times New Roman"/>
-          <w:i/>
-          <w:iCs/>
-          <w:sz w:val="24"/>
-        </w:rPr>
-        <w:t xml:space="preserve"> que</w:t>
-      </w:r>
-      <w:r>
-        <w:rPr>
-          <w:rFonts w:ascii="Times New Roman" w:eastAsiaTheme="minorEastAsia" w:hAnsi="Times New Roman" w:cs="Times New Roman"/>
-          <w:i/>
-          <w:iCs/>
-          <w:sz w:val="24"/>
-        </w:rPr>
-        <w:t>,</w:t>
-      </w:r>
-      <w:r>
-        <w:rPr>
-          <w:rFonts w:ascii="Times New Roman" w:eastAsiaTheme="minorEastAsia" w:hAnsi="Times New Roman" w:cs="Times New Roman"/>
-          <w:i/>
-          <w:iCs/>
-          <w:sz w:val="24"/>
-        </w:rPr>
-        <w:t xml:space="preserve"> en esa rama</w:t>
-      </w:r>
-      <w:r>
-        <w:rPr>
-          <w:rFonts w:ascii="Times New Roman" w:eastAsiaTheme="minorEastAsia" w:hAnsi="Times New Roman" w:cs="Times New Roman"/>
-          <w:i/>
-          <w:iCs/>
-          <w:sz w:val="24"/>
-        </w:rPr>
-        <w:t>,</w:t>
-      </w:r>
-      <w:r>
-        <w:rPr>
-          <w:rFonts w:ascii="Times New Roman" w:eastAsiaTheme="minorEastAsia" w:hAnsi="Times New Roman" w:cs="Times New Roman"/>
-          <w:i/>
-          <w:iCs/>
-          <w:sz w:val="24"/>
-        </w:rPr>
-        <w:t xml:space="preserve"> hay</w:t>
-      </w:r>
-      <w:r>
-        <w:rPr>
-          <w:rFonts w:ascii="Times New Roman" w:eastAsiaTheme="minorEastAsia" w:hAnsi="Times New Roman" w:cs="Times New Roman"/>
-          <w:i/>
-          <w:iCs/>
-          <w:sz w:val="24"/>
-        </w:rPr>
-        <w:t xml:space="preserve"> </w:t>
-      </w:r>
-      <w:r>
-        <w:rPr>
-          <w:rFonts w:ascii="Times New Roman" w:eastAsiaTheme="minorEastAsia" w:hAnsi="Times New Roman" w:cs="Times New Roman"/>
-          <w:i/>
-          <w:iCs/>
-          <w:sz w:val="24"/>
-        </w:rPr>
-        <w:t>-1 árboles con único hijo.</w:t>
+        <w:t>Si el árbol con raíz “num” no cuenta con una de sus ramas, considerar que, en esa rama, hay -1 árboles con único hijo.</w:t>
       </w:r>
     </w:p>
     <w:p>
@@ -2527,6 +2390,7 @@
       <w:r>
         <w:rPr>
           <w:rFonts w:ascii="Times New Roman" w:eastAsiaTheme="minorEastAsia" w:hAnsi="Times New Roman" w:cs="Times New Roman"/>
+          <w:noProof/>
           <w:sz w:val="24"/>
         </w:rPr>
         <w:drawing>
@@ -2615,56 +2479,142 @@
           <w:u w:val="single"/>
         </w:rPr>
         <w:lastRenderedPageBreak/>
-        <w:t xml:space="preserve">Ejercicio </w:t>
-      </w:r>
-      <w:r>
-        <w:rPr>
-          <w:rFonts w:ascii="Times New Roman" w:eastAsiaTheme="minorEastAsia" w:hAnsi="Times New Roman" w:cs="Times New Roman"/>
-          <w:b/>
-          <w:bCs/>
-          <w:sz w:val="28"/>
-          <w:szCs w:val="24"/>
-          <w:u w:val="single"/>
-        </w:rPr>
-        <w:t>8</w:t>
-      </w:r>
-      <w:r>
-        <w:rPr>
-          <w:rFonts w:ascii="Times New Roman" w:eastAsiaTheme="minorEastAsia" w:hAnsi="Times New Roman" w:cs="Times New Roman"/>
-          <w:b/>
-          <w:bCs/>
-          <w:sz w:val="28"/>
-          <w:szCs w:val="24"/>
-          <w:u w:val="single"/>
-        </w:rPr>
-        <w:t>.</w:t>
-      </w:r>
-    </w:p>
-    <w:p>
-      <w:pPr>
-        <w:rPr>
-          <w:rFonts w:ascii="Times New Roman" w:eastAsiaTheme="minorEastAsia" w:hAnsi="Times New Roman" w:cs="Times New Roman"/>
-          <w:sz w:val="24"/>
-        </w:rPr>
-      </w:pPr>
-    </w:p>
-    <w:p>
-      <w:pPr>
-        <w:rPr>
-          <w:rFonts w:ascii="Times New Roman" w:eastAsiaTheme="minorEastAsia" w:hAnsi="Times New Roman" w:cs="Times New Roman"/>
-          <w:i/>
-          <w:iCs/>
-          <w:sz w:val="24"/>
-        </w:rPr>
-      </w:pPr>
-      <w:r>
-        <w:rPr>
-          <w:rFonts w:ascii="Times New Roman" w:eastAsiaTheme="minorEastAsia" w:hAnsi="Times New Roman" w:cs="Times New Roman"/>
-          <w:i/>
-          <w:iCs/>
-          <w:sz w:val="24"/>
-        </w:rPr>
-        <w:t>Escribir</w:t>
+        <w:t>Ejercicio 8.</w:t>
+      </w:r>
+    </w:p>
+    <w:p>
+      <w:pPr>
+        <w:rPr>
+          <w:rFonts w:ascii="Times New Roman" w:eastAsiaTheme="minorEastAsia" w:hAnsi="Times New Roman" w:cs="Times New Roman"/>
+          <w:sz w:val="24"/>
+        </w:rPr>
+      </w:pPr>
+    </w:p>
+    <w:p>
+      <w:pPr>
+        <w:rPr>
+          <w:rFonts w:ascii="Times New Roman" w:eastAsiaTheme="minorEastAsia" w:hAnsi="Times New Roman" w:cs="Times New Roman"/>
+          <w:i/>
+          <w:iCs/>
+          <w:sz w:val="24"/>
+        </w:rPr>
+      </w:pPr>
+      <w:r>
+        <w:rPr>
+          <w:rFonts w:ascii="Times New Roman" w:eastAsiaTheme="minorEastAsia" w:hAnsi="Times New Roman" w:cs="Times New Roman"/>
+          <w:i/>
+          <w:iCs/>
+          <w:sz w:val="24"/>
+        </w:rPr>
+        <w:t>Escribir, en una clase ParcialArboles, el método público con la siguiente firma:</w:t>
+      </w:r>
+    </w:p>
+    <w:p>
+      <w:pPr>
+        <w:rPr>
+          <w:rFonts w:ascii="Times New Roman" w:eastAsiaTheme="minorEastAsia" w:hAnsi="Times New Roman" w:cs="Times New Roman"/>
+          <w:sz w:val="24"/>
+        </w:rPr>
+      </w:pPr>
+    </w:p>
+    <w:p>
+      <w:pPr>
+        <w:rPr>
+          <w:rFonts w:ascii="Times New Roman" w:eastAsiaTheme="minorEastAsia" w:hAnsi="Times New Roman" w:cs="Times New Roman"/>
+          <w:i/>
+          <w:iCs/>
+          <w:sz w:val="24"/>
+        </w:rPr>
+      </w:pPr>
+      <w:r>
+        <w:rPr>
+          <w:rFonts w:ascii="Times New Roman" w:eastAsiaTheme="minorEastAsia" w:hAnsi="Times New Roman" w:cs="Times New Roman"/>
+          <w:i/>
+          <w:iCs/>
+          <w:sz w:val="24"/>
+        </w:rPr>
+        <w:t>public boolean esPrefijo(BinaryTree&lt;Integer&gt; arbol1, BinaryTree&lt;Integer&gt; arbol2).</w:t>
+      </w:r>
+    </w:p>
+    <w:p>
+      <w:pPr>
+        <w:rPr>
+          <w:rFonts w:ascii="Times New Roman" w:eastAsiaTheme="minorEastAsia" w:hAnsi="Times New Roman" w:cs="Times New Roman"/>
+          <w:sz w:val="24"/>
+        </w:rPr>
+      </w:pPr>
+    </w:p>
+    <w:p>
+      <w:pPr>
+        <w:rPr>
+          <w:rFonts w:ascii="Times New Roman" w:eastAsiaTheme="minorEastAsia" w:hAnsi="Times New Roman" w:cs="Times New Roman"/>
+          <w:i/>
+          <w:iCs/>
+          <w:sz w:val="24"/>
+        </w:rPr>
+      </w:pPr>
+      <w:r>
+        <w:rPr>
+          <w:rFonts w:ascii="Times New Roman" w:eastAsiaTheme="minorEastAsia" w:hAnsi="Times New Roman" w:cs="Times New Roman"/>
+          <w:i/>
+          <w:iCs/>
+          <w:sz w:val="24"/>
+        </w:rPr>
+        <w:t>El método devuelve true si arbol1 es prefijo de arbol2, false en caso contrario.</w:t>
+      </w:r>
+    </w:p>
+    <w:p>
+      <w:pPr>
+        <w:rPr>
+          <w:rFonts w:ascii="Times New Roman" w:eastAsiaTheme="minorEastAsia" w:hAnsi="Times New Roman" w:cs="Times New Roman"/>
+          <w:sz w:val="24"/>
+        </w:rPr>
+      </w:pPr>
+    </w:p>
+    <w:p>
+      <w:pPr>
+        <w:rPr>
+          <w:rFonts w:ascii="Times New Roman" w:eastAsiaTheme="minorEastAsia" w:hAnsi="Times New Roman" w:cs="Times New Roman"/>
+          <w:i/>
+          <w:iCs/>
+          <w:sz w:val="24"/>
+        </w:rPr>
+      </w:pPr>
+      <w:r>
+        <w:rPr>
+          <w:rFonts w:ascii="Times New Roman" w:eastAsiaTheme="minorEastAsia" w:hAnsi="Times New Roman" w:cs="Times New Roman"/>
+          <w:i/>
+          <w:iCs/>
+          <w:sz w:val="24"/>
+        </w:rPr>
+        <w:t>Se dice que un árbol binario arbol1 es prefijo de otro árbol binario arbol2 cuando arbol1 coincide con la parte inicial del árbol arbol2 tanto en el contenido de los elementos como en su estructura.</w:t>
+      </w:r>
+    </w:p>
+    <w:p>
+      <w:pPr>
+        <w:rPr>
+          <w:rFonts w:ascii="Times New Roman" w:eastAsiaTheme="minorEastAsia" w:hAnsi="Times New Roman" w:cs="Times New Roman"/>
+          <w:sz w:val="24"/>
+        </w:rPr>
+      </w:pPr>
+    </w:p>
+    <w:p>
+      <w:pPr>
+        <w:rPr>
+          <w:rFonts w:ascii="Times New Roman" w:eastAsiaTheme="minorEastAsia" w:hAnsi="Times New Roman" w:cs="Times New Roman"/>
+          <w:i/>
+          <w:iCs/>
+          <w:sz w:val="24"/>
+        </w:rPr>
+      </w:pPr>
+      <w:r>
+        <w:rPr>
+          <w:rFonts w:ascii="Times New Roman" w:eastAsiaTheme="minorEastAsia" w:hAnsi="Times New Roman" w:cs="Times New Roman"/>
+          <w:i/>
+          <w:iCs/>
+          <w:sz w:val="24"/>
+        </w:rPr>
+        <w:t>Por ejemplo, en la siguiente imagen</w:t>
       </w:r>
       <w:r>
         <w:rPr>
@@ -2682,195 +2632,6 @@
           <w:iCs/>
           <w:sz w:val="24"/>
         </w:rPr>
-        <w:t xml:space="preserve"> en una clase ParcialArboles</w:t>
-      </w:r>
-      <w:r>
-        <w:rPr>
-          <w:rFonts w:ascii="Times New Roman" w:eastAsiaTheme="minorEastAsia" w:hAnsi="Times New Roman" w:cs="Times New Roman"/>
-          <w:i/>
-          <w:iCs/>
-          <w:sz w:val="24"/>
-        </w:rPr>
-        <w:t>,</w:t>
-      </w:r>
-      <w:r>
-        <w:rPr>
-          <w:rFonts w:ascii="Times New Roman" w:eastAsiaTheme="minorEastAsia" w:hAnsi="Times New Roman" w:cs="Times New Roman"/>
-          <w:i/>
-          <w:iCs/>
-          <w:sz w:val="24"/>
-        </w:rPr>
-        <w:t xml:space="preserve"> el método público con la siguiente firma:</w:t>
-      </w:r>
-    </w:p>
-    <w:p>
-      <w:pPr>
-        <w:rPr>
-          <w:rFonts w:ascii="Times New Roman" w:eastAsiaTheme="minorEastAsia" w:hAnsi="Times New Roman" w:cs="Times New Roman"/>
-          <w:sz w:val="24"/>
-        </w:rPr>
-      </w:pPr>
-    </w:p>
-    <w:p>
-      <w:pPr>
-        <w:rPr>
-          <w:rFonts w:ascii="Times New Roman" w:eastAsiaTheme="minorEastAsia" w:hAnsi="Times New Roman" w:cs="Times New Roman"/>
-          <w:i/>
-          <w:iCs/>
-          <w:sz w:val="24"/>
-        </w:rPr>
-      </w:pPr>
-      <w:r>
-        <w:rPr>
-          <w:rFonts w:ascii="Times New Roman" w:eastAsiaTheme="minorEastAsia" w:hAnsi="Times New Roman" w:cs="Times New Roman"/>
-          <w:i/>
-          <w:iCs/>
-          <w:sz w:val="24"/>
-        </w:rPr>
-        <w:t>public boolean esPrefijo(BinaryTree&lt;Integer&gt; arbol1, BinaryTree&lt;Integer&gt; arbol2)</w:t>
-      </w:r>
-      <w:r>
-        <w:rPr>
-          <w:rFonts w:ascii="Times New Roman" w:eastAsiaTheme="minorEastAsia" w:hAnsi="Times New Roman" w:cs="Times New Roman"/>
-          <w:i/>
-          <w:iCs/>
-          <w:sz w:val="24"/>
-        </w:rPr>
-        <w:t>.</w:t>
-      </w:r>
-    </w:p>
-    <w:p>
-      <w:pPr>
-        <w:rPr>
-          <w:rFonts w:ascii="Times New Roman" w:eastAsiaTheme="minorEastAsia" w:hAnsi="Times New Roman" w:cs="Times New Roman"/>
-          <w:sz w:val="24"/>
-        </w:rPr>
-      </w:pPr>
-    </w:p>
-    <w:p>
-      <w:pPr>
-        <w:rPr>
-          <w:rFonts w:ascii="Times New Roman" w:eastAsiaTheme="minorEastAsia" w:hAnsi="Times New Roman" w:cs="Times New Roman"/>
-          <w:i/>
-          <w:iCs/>
-          <w:sz w:val="24"/>
-        </w:rPr>
-      </w:pPr>
-      <w:r>
-        <w:rPr>
-          <w:rFonts w:ascii="Times New Roman" w:eastAsiaTheme="minorEastAsia" w:hAnsi="Times New Roman" w:cs="Times New Roman"/>
-          <w:i/>
-          <w:iCs/>
-          <w:sz w:val="24"/>
-        </w:rPr>
-        <w:t>El método devuelve true si arbol1 es prefijo de arbol2, false en caso contrario.</w:t>
-      </w:r>
-    </w:p>
-    <w:p>
-      <w:pPr>
-        <w:rPr>
-          <w:rFonts w:ascii="Times New Roman" w:eastAsiaTheme="minorEastAsia" w:hAnsi="Times New Roman" w:cs="Times New Roman"/>
-          <w:sz w:val="24"/>
-        </w:rPr>
-      </w:pPr>
-    </w:p>
-    <w:p>
-      <w:pPr>
-        <w:rPr>
-          <w:rFonts w:ascii="Times New Roman" w:eastAsiaTheme="minorEastAsia" w:hAnsi="Times New Roman" w:cs="Times New Roman"/>
-          <w:i/>
-          <w:iCs/>
-          <w:sz w:val="24"/>
-        </w:rPr>
-      </w:pPr>
-      <w:r>
-        <w:rPr>
-          <w:rFonts w:ascii="Times New Roman" w:eastAsiaTheme="minorEastAsia" w:hAnsi="Times New Roman" w:cs="Times New Roman"/>
-          <w:i/>
-          <w:iCs/>
-          <w:sz w:val="24"/>
-        </w:rPr>
-        <w:t>Se dice que un árbol binario arbol1 es prefijo de otro árbol binario arbol2 cuando arbol1 coincide</w:t>
-      </w:r>
-      <w:r>
-        <w:rPr>
-          <w:rFonts w:ascii="Times New Roman" w:eastAsiaTheme="minorEastAsia" w:hAnsi="Times New Roman" w:cs="Times New Roman"/>
-          <w:i/>
-          <w:iCs/>
-          <w:sz w:val="24"/>
-        </w:rPr>
-        <w:t xml:space="preserve"> </w:t>
-      </w:r>
-      <w:r>
-        <w:rPr>
-          <w:rFonts w:ascii="Times New Roman" w:eastAsiaTheme="minorEastAsia" w:hAnsi="Times New Roman" w:cs="Times New Roman"/>
-          <w:i/>
-          <w:iCs/>
-          <w:sz w:val="24"/>
-        </w:rPr>
-        <w:t>con la parte inicial del árbol arbol2 tanto en el contenido de los elementos como en su</w:t>
-      </w:r>
-      <w:r>
-        <w:rPr>
-          <w:rFonts w:ascii="Times New Roman" w:eastAsiaTheme="minorEastAsia" w:hAnsi="Times New Roman" w:cs="Times New Roman"/>
-          <w:i/>
-          <w:iCs/>
-          <w:sz w:val="24"/>
-        </w:rPr>
-        <w:t xml:space="preserve"> </w:t>
-      </w:r>
-      <w:r>
-        <w:rPr>
-          <w:rFonts w:ascii="Times New Roman" w:eastAsiaTheme="minorEastAsia" w:hAnsi="Times New Roman" w:cs="Times New Roman"/>
-          <w:i/>
-          <w:iCs/>
-          <w:sz w:val="24"/>
-        </w:rPr>
-        <w:t>estructura.</w:t>
-      </w:r>
-    </w:p>
-    <w:p>
-      <w:pPr>
-        <w:rPr>
-          <w:rFonts w:ascii="Times New Roman" w:eastAsiaTheme="minorEastAsia" w:hAnsi="Times New Roman" w:cs="Times New Roman"/>
-          <w:sz w:val="24"/>
-        </w:rPr>
-      </w:pPr>
-    </w:p>
-    <w:p>
-      <w:pPr>
-        <w:rPr>
-          <w:rFonts w:ascii="Times New Roman" w:eastAsiaTheme="minorEastAsia" w:hAnsi="Times New Roman" w:cs="Times New Roman"/>
-          <w:i/>
-          <w:iCs/>
-          <w:sz w:val="24"/>
-        </w:rPr>
-      </w:pPr>
-      <w:r>
-        <w:rPr>
-          <w:rFonts w:ascii="Times New Roman" w:eastAsiaTheme="minorEastAsia" w:hAnsi="Times New Roman" w:cs="Times New Roman"/>
-          <w:i/>
-          <w:iCs/>
-          <w:sz w:val="24"/>
-        </w:rPr>
-        <w:t>Por ejemplo, en la siguiente imagen</w:t>
-      </w:r>
-      <w:r>
-        <w:rPr>
-          <w:rFonts w:ascii="Times New Roman" w:eastAsiaTheme="minorEastAsia" w:hAnsi="Times New Roman" w:cs="Times New Roman"/>
-          <w:i/>
-          <w:iCs/>
-          <w:sz w:val="24"/>
-        </w:rPr>
-        <w:t>,</w:t>
-      </w:r>
-      <w:r>
-        <w:rPr>
-          <w:rFonts w:ascii="Times New Roman" w:eastAsiaTheme="minorEastAsia" w:hAnsi="Times New Roman" w:cs="Times New Roman"/>
-          <w:i/>
-          <w:iCs/>
-          <w:sz w:val="24"/>
-        </w:rPr>
         <w:t xml:space="preserve"> arbol1 ES prefijo de arbol2.</w:t>
       </w:r>
     </w:p>
@@ -2893,6 +2654,7 @@
       <w:r>
         <w:rPr>
           <w:rFonts w:ascii="Times New Roman" w:eastAsiaTheme="minorEastAsia" w:hAnsi="Times New Roman" w:cs="Times New Roman"/>
+          <w:noProof/>
           <w:sz w:val="24"/>
         </w:rPr>
         <w:drawing>
@@ -2956,16 +2718,7 @@
           <w:iCs/>
           <w:sz w:val="24"/>
         </w:rPr>
-        <w:t>En esta otra, arbol1 NO es prefijo de arbol2 (el subárbol con raíz 93 no está en el árbol2)</w:t>
-      </w:r>
-      <w:r>
-        <w:rPr>
-          <w:rFonts w:ascii="Times New Roman" w:eastAsiaTheme="minorEastAsia" w:hAnsi="Times New Roman" w:cs="Times New Roman"/>
-          <w:i/>
-          <w:iCs/>
-          <w:sz w:val="24"/>
-        </w:rPr>
-        <w:t>.</w:t>
+        <w:t>En esta otra, arbol1 NO es prefijo de arbol2 (el subárbol con raíz 93 no está en el árbol2).</w:t>
       </w:r>
     </w:p>
     <w:p>
@@ -2987,6 +2740,7 @@
       <w:r>
         <w:rPr>
           <w:rFonts w:ascii="Times New Roman" w:eastAsiaTheme="minorEastAsia" w:hAnsi="Times New Roman" w:cs="Times New Roman"/>
+          <w:noProof/>
           <w:sz w:val="24"/>
         </w:rPr>
         <w:drawing>
@@ -3050,43 +2804,7 @@
           <w:iCs/>
           <w:sz w:val="24"/>
         </w:rPr>
-        <w:t>En la siguiente, no coincide el contenido. El subárbol con raíz 37 figura con raíz 62, entonces</w:t>
-      </w:r>
-      <w:r>
-        <w:rPr>
-          <w:rFonts w:ascii="Times New Roman" w:eastAsiaTheme="minorEastAsia" w:hAnsi="Times New Roman" w:cs="Times New Roman"/>
-          <w:i/>
-          <w:iCs/>
-          <w:sz w:val="24"/>
-        </w:rPr>
-        <w:t>,</w:t>
-      </w:r>
-      <w:r>
-        <w:rPr>
-          <w:rFonts w:ascii="Times New Roman" w:eastAsiaTheme="minorEastAsia" w:hAnsi="Times New Roman" w:cs="Times New Roman"/>
-          <w:i/>
-          <w:iCs/>
-          <w:sz w:val="24"/>
-        </w:rPr>
-        <w:t xml:space="preserve"> arbol</w:t>
-      </w:r>
-      <w:r>
-        <w:rPr>
-          <w:rFonts w:ascii="Times New Roman" w:eastAsiaTheme="minorEastAsia" w:hAnsi="Times New Roman" w:cs="Times New Roman"/>
-          <w:i/>
-          <w:iCs/>
-          <w:sz w:val="24"/>
-        </w:rPr>
-        <w:t xml:space="preserve">1, </w:t>
-      </w:r>
-      <w:r>
-        <w:rPr>
-          <w:rFonts w:ascii="Times New Roman" w:eastAsiaTheme="minorEastAsia" w:hAnsi="Times New Roman" w:cs="Times New Roman"/>
-          <w:i/>
-          <w:iCs/>
-          <w:sz w:val="24"/>
-        </w:rPr>
-        <w:t>NO es prefijo de arbol2.</w:t>
+        <w:t>En la siguiente, no coincide el contenido. El subárbol con raíz 37 figura con raíz 62, entonces, arbol1, NO es prefijo de arbol2.</w:t>
       </w:r>
     </w:p>
     <w:p>
@@ -3108,6 +2826,7 @@
       <w:r>
         <w:rPr>
           <w:rFonts w:ascii="Times New Roman" w:eastAsiaTheme="minorEastAsia" w:hAnsi="Times New Roman" w:cs="Times New Roman"/>
+          <w:noProof/>
           <w:sz w:val="24"/>
         </w:rPr>
         <w:lastRenderedPageBreak/>
@@ -3197,29 +2916,7 @@
           <w:u w:val="single"/>
         </w:rPr>
         <w:lastRenderedPageBreak/>
-        <w:t xml:space="preserve">Ejercicio </w:t>
-      </w:r>
-      <w:r>
-        <w:rPr>
-          <w:rFonts w:ascii="Times New Roman" w:eastAsiaTheme="minorEastAsia" w:hAnsi="Times New Roman" w:cs="Times New Roman"/>
-          <w:b/>
-          <w:bCs/>
-          <w:sz w:val="28"/>
-          <w:szCs w:val="24"/>
-          <w:u w:val="single"/>
-        </w:rPr>
-        <w:t>9</w:t>
-      </w:r>
-      <w:r>
-        <w:rPr>
-          <w:rFonts w:ascii="Times New Roman" w:eastAsiaTheme="minorEastAsia" w:hAnsi="Times New Roman" w:cs="Times New Roman"/>
-          <w:b/>
-          <w:bCs/>
-          <w:sz w:val="28"/>
-          <w:szCs w:val="24"/>
-          <w:u w:val="single"/>
-        </w:rPr>
-        <w:t>.</w:t>
+        <w:t>Ejercicio 9.</w:t>
       </w:r>
     </w:p>
     <w:p>
@@ -3262,59 +2959,26 @@
         <w:rPr>
           <w:rFonts w:ascii="Times New Roman" w:eastAsiaTheme="minorEastAsia" w:hAnsi="Times New Roman" w:cs="Times New Roman"/>
           <w:sz w:val="24"/>
-        </w:rPr>
-      </w:pPr>
-      <w:r>
-        <w:rPr>
-          <w:rFonts w:ascii="Times New Roman" w:eastAsiaTheme="minorEastAsia" w:hAnsi="Times New Roman" w:cs="Times New Roman"/>
-          <w:i/>
-          <w:iCs/>
-          <w:sz w:val="24"/>
-        </w:rPr>
-        <w:t>public BinaryTree&lt;?&gt; sumAndDif(</w:t>
-      </w:r>
-      <w:r>
-        <w:rPr>
-          <w:rFonts w:ascii="Times New Roman" w:eastAsiaTheme="minorEastAsia" w:hAnsi="Times New Roman" w:cs="Times New Roman"/>
-          <w:i/>
-          <w:iCs/>
-          <w:sz w:val="24"/>
-        </w:rPr>
-        <w:t>BinaryTree&lt;</w:t>
-      </w:r>
-      <w:r>
-        <w:rPr>
-          <w:rFonts w:ascii="Times New Roman" w:eastAsiaTheme="minorEastAsia" w:hAnsi="Times New Roman" w:cs="Times New Roman"/>
-          <w:i/>
-          <w:iCs/>
-          <w:sz w:val="24"/>
-        </w:rPr>
-        <w:t>Integer</w:t>
-      </w:r>
-      <w:r>
-        <w:rPr>
-          <w:rFonts w:ascii="Times New Roman" w:eastAsiaTheme="minorEastAsia" w:hAnsi="Times New Roman" w:cs="Times New Roman"/>
-          <w:i/>
-          <w:iCs/>
-          <w:sz w:val="24"/>
-        </w:rPr>
-        <w:t>&gt;</w:t>
-      </w:r>
-      <w:r>
-        <w:rPr>
-          <w:rFonts w:ascii="Times New Roman" w:eastAsiaTheme="minorEastAsia" w:hAnsi="Times New Roman" w:cs="Times New Roman"/>
-          <w:i/>
-          <w:iCs/>
-          <w:sz w:val="24"/>
-        </w:rPr>
-        <w:t xml:space="preserve"> arbol).</w:t>
-      </w:r>
-    </w:p>
-    <w:p>
-      <w:pPr>
-        <w:rPr>
-          <w:rFonts w:ascii="Times New Roman" w:eastAsiaTheme="minorEastAsia" w:hAnsi="Times New Roman" w:cs="Times New Roman"/>
-          <w:sz w:val="24"/>
+          <w:lang w:val="en-US"/>
+        </w:rPr>
+      </w:pPr>
+      <w:r>
+        <w:rPr>
+          <w:rFonts w:ascii="Times New Roman" w:eastAsiaTheme="minorEastAsia" w:hAnsi="Times New Roman" w:cs="Times New Roman"/>
+          <w:i/>
+          <w:iCs/>
+          <w:sz w:val="24"/>
+          <w:lang w:val="en-US"/>
+        </w:rPr>
+        <w:t>public BinaryTree&lt;?&gt; sumAndDif(BinaryTree&lt;Integer&gt; arbol).</w:t>
+      </w:r>
+    </w:p>
+    <w:p>
+      <w:pPr>
+        <w:rPr>
+          <w:rFonts w:ascii="Times New Roman" w:eastAsiaTheme="minorEastAsia" w:hAnsi="Times New Roman" w:cs="Times New Roman"/>
+          <w:sz w:val="24"/>
+          <w:lang w:val="en-US"/>
         </w:rPr>
       </w:pPr>
     </w:p>
@@ -3442,6 +3106,7 @@
       <w:r>
         <w:rPr>
           <w:rFonts w:ascii="Times New Roman" w:eastAsiaTheme="minorEastAsia" w:hAnsi="Times New Roman" w:cs="Times New Roman"/>
+          <w:noProof/>
           <w:sz w:val="24"/>
         </w:rPr>
         <w:drawing>
@@ -4943,6 +4608,7 @@
   <w:style w:type="character" w:default="1" w:styleId="Fuentedeprrafopredeter">
     <w:name w:val="Default Paragraph Font"/>
     <w:uiPriority w:val="1"/>
+    <w:semiHidden/>
     <w:unhideWhenUsed/>
   </w:style>
   <w:style w:type="table" w:default="1" w:styleId="Tablanormal">
